--- a/05.CSharp-MS-SQL-SERVER/09-Additional-Exercises/Author-Solutions.docx
+++ b/05.CSharp-MS-SQL-SERVER/09-Additional-Exercises/Author-Solutions.docx
@@ -7,7 +7,7 @@
         <w:pStyle w:val="Title"/>
       </w:pPr>
       <w:r>
-        <w:t>csharp-databases - Revision 70: /2026-May/MSSQL-Server/09-Additional-Exercises/Author-Solutions</w:t>
+        <w:t>Author-Solutions</w:t>
       </w:r>
     </w:p>
     <w:p>
@@ -175,7 +175,6 @@
     </w:p>
     <w:p>
       <w:r>
-        <w:lastRenderedPageBreak/>
         <w:tab/>
         <w:t xml:space="preserve">   SUM(i.Price) AS 'Items Price'</w:t>
       </w:r>
@@ -192,6 +191,7 @@
     </w:p>
     <w:p>
       <w:r>
+        <w:lastRenderedPageBreak/>
         <w:t xml:space="preserve">    ON ug.GameId = g.Id</w:t>
       </w:r>
     </w:p>
@@ -340,22 +340,22 @@
     </w:p>
     <w:p>
       <w:r>
+        <w:t xml:space="preserve">         JOIN GameTypes GT on GT.Id = G.GameTypeId</w:t>
+      </w:r>
+    </w:p>
+    <w:p>
+      <w:r>
+        <w:t xml:space="preserve">         JOIN [Statistics] S on S.Id = GT.BonusStatsId</w:t>
+      </w:r>
+    </w:p>
+    <w:p>
+      <w:r>
+        <w:t xml:space="preserve">         JOIN Characters C on UG.CharacterId = C.id</w:t>
+      </w:r>
+    </w:p>
+    <w:p>
+      <w:r>
         <w:lastRenderedPageBreak/>
-        <w:t xml:space="preserve">         JOIN GameTypes GT on GT.Id = G.GameTypeId</w:t>
-      </w:r>
-    </w:p>
-    <w:p>
-      <w:r>
-        <w:t xml:space="preserve">         JOIN [Statistics] S on S.Id = GT.BonusStatsId</w:t>
-      </w:r>
-    </w:p>
-    <w:p>
-      <w:r>
-        <w:t xml:space="preserve">         JOIN Characters C on UG.CharacterId = C.id</w:t>
-      </w:r>
-    </w:p>
-    <w:p>
-      <w:r>
         <w:t xml:space="preserve">         JOIN [Statistics] S2 on S2.Id = C.StatisticId</w:t>
       </w:r>
     </w:p>
@@ -520,60 +520,96 @@
     </w:p>
     <w:p>
       <w:r>
+        <w:t xml:space="preserve">                      FROM Users</w:t>
+      </w:r>
+    </w:p>
+    <w:p>
+      <w:r>
+        <w:t xml:space="preserve">                      WHERE Username = 'Alex');</w:t>
+      </w:r>
+    </w:p>
+    <w:p/>
+    <w:p>
+      <w:r>
         <w:lastRenderedPageBreak/>
-        <w:t xml:space="preserve">                      FROM Users</w:t>
-      </w:r>
-    </w:p>
-    <w:p>
-      <w:r>
-        <w:t xml:space="preserve">                      WHERE Username = 'Alex');</w:t>
+        <w:t>DECLARE @GAMEID INT= (SELECT Id</w:t>
+      </w:r>
+    </w:p>
+    <w:p>
+      <w:r>
+        <w:t xml:space="preserve">                      FROM Games</w:t>
+      </w:r>
+    </w:p>
+    <w:p>
+      <w:r>
+        <w:t xml:space="preserve">                      WHERE Name = 'Edinburgh');</w:t>
       </w:r>
     </w:p>
     <w:p/>
     <w:p>
       <w:r>
-        <w:t>DECLARE @GAMEID INT= (SELECT Id</w:t>
-      </w:r>
-    </w:p>
-    <w:p>
-      <w:r>
-        <w:t xml:space="preserve">                      FROM Games</w:t>
-      </w:r>
-    </w:p>
-    <w:p>
-      <w:r>
-        <w:t xml:space="preserve">                      WHERE Name = 'Edinburgh');</w:t>
+        <w:t>DECLARE @UGID INT= (SELECT Id</w:t>
+      </w:r>
+    </w:p>
+    <w:p>
+      <w:r>
+        <w:t xml:space="preserve">                    FROM UsersGames</w:t>
+      </w:r>
+    </w:p>
+    <w:p>
+      <w:r>
+        <w:t xml:space="preserve">                    WHERE UserId = @USERID</w:t>
+      </w:r>
+    </w:p>
+    <w:p>
+      <w:r>
+        <w:t xml:space="preserve">                      AND GameId = @GAMEID);</w:t>
+      </w:r>
+    </w:p>
+    <w:p>
+      <w:r>
+        <w:t>/*</w:t>
+      </w:r>
+    </w:p>
+    <w:p>
+      <w:r>
+        <w:t>DECLARE @COSTSITEMS DECIMAL(15, 2)= (SELECT SUM(I.Price)</w:t>
+      </w:r>
+    </w:p>
+    <w:p>
+      <w:r>
+        <w:t xml:space="preserve">                                     FROM Items AS I</w:t>
+      </w:r>
+    </w:p>
+    <w:p>
+      <w:r>
+        <w:t xml:space="preserve">                                     WHERE I.Name IN ('Blackguard', 'Bottomless Potion of Amplification',</w:t>
+      </w:r>
+    </w:p>
+    <w:p>
+      <w:r>
+        <w:t xml:space="preserve">                                                      'Eye of Etlich (Diablo III)', 'Gem of Efficacious Toxin',</w:t>
+      </w:r>
+    </w:p>
+    <w:p>
+      <w:r>
+        <w:t xml:space="preserve">                                                      'Golden Gorget of Leoric', 'Hellfire Amulet'));</w:t>
+      </w:r>
+    </w:p>
+    <w:p>
+      <w:r>
+        <w:t>*/</w:t>
       </w:r>
     </w:p>
     <w:p/>
     <w:p>
       <w:r>
-        <w:t>DECLARE @UGID INT= (SELECT Id</w:t>
-      </w:r>
-    </w:p>
-    <w:p>
-      <w:r>
-        <w:t xml:space="preserve">                    FROM UsersGames</w:t>
-      </w:r>
-    </w:p>
-    <w:p>
-      <w:r>
-        <w:t xml:space="preserve">                    WHERE UserId = @USERID</w:t>
-      </w:r>
-    </w:p>
-    <w:p>
-      <w:r>
-        <w:t xml:space="preserve">                      AND GameId = @GAMEID);</w:t>
-      </w:r>
-    </w:p>
-    <w:p>
-      <w:r>
-        <w:t>/*</w:t>
-      </w:r>
-    </w:p>
-    <w:p>
-      <w:r>
-        <w:t>DECLARE @COSTSITEMS DECIMAL(15, 2)= (SELECT SUM(I.Price)</w:t>
+        <w:t>UPDATE UsersGames</w:t>
+      </w:r>
+    </w:p>
+    <w:p>
+      <w:r>
+        <w:t>SET Cash-=(SELECT SUM(I.Price)</w:t>
       </w:r>
     </w:p>
     <w:p>
@@ -593,54 +629,442 @@
     </w:p>
     <w:p>
       <w:r>
-        <w:t xml:space="preserve">                                                      'Golden Gorget of Leoric', 'Hellfire Amulet'));</w:t>
-      </w:r>
-    </w:p>
-    <w:p>
-      <w:r>
-        <w:t>*/</w:t>
+        <w:t xml:space="preserve">                                                      'Golden Gorget of Leoric', 'Hellfire Amulet'))</w:t>
+      </w:r>
+    </w:p>
+    <w:p>
+      <w:r>
+        <w:t>WHERE Id = @UGID;</w:t>
       </w:r>
     </w:p>
     <w:p/>
     <w:p>
       <w:r>
-        <w:t>UPDATE UsersGames</w:t>
-      </w:r>
-    </w:p>
-    <w:p>
-      <w:r>
-        <w:t>SET Cash-=(SELECT SUM(I.Price)</w:t>
-      </w:r>
-    </w:p>
-    <w:p>
-      <w:r>
-        <w:t xml:space="preserve">                                     FROM Items AS I</w:t>
-      </w:r>
-    </w:p>
-    <w:p>
-      <w:r>
-        <w:t xml:space="preserve">                                     WHERE I.Name IN ('Blackguard', 'Bottomless Potion of Amplification',</w:t>
-      </w:r>
-    </w:p>
-    <w:p>
-      <w:r>
-        <w:t xml:space="preserve">                                                      'Eye of Etlich (Diablo III)', 'Gem of Efficacious Toxin',</w:t>
-      </w:r>
-    </w:p>
-    <w:p>
-      <w:r>
-        <w:t xml:space="preserve">                                                      'Golden Gorget of Leoric', 'Hellfire Amulet'))</w:t>
-      </w:r>
-    </w:p>
-    <w:p>
-      <w:r>
-        <w:t>WHERE Id = @UGID;</w:t>
+        <w:t>INSERT INTO UserGameItems(ItemId, UserGameId)</w:t>
+      </w:r>
+    </w:p>
+    <w:p>
+      <w:r>
+        <w:t>VALUES</w:t>
+      </w:r>
+    </w:p>
+    <w:p>
+      <w:r>
+        <w:t xml:space="preserve">       ((SELECT Id FROM Items WHERE Name = 'Blackguard'), @UGID),</w:t>
+      </w:r>
+    </w:p>
+    <w:p>
+      <w:r>
+        <w:t xml:space="preserve"> ((SELECT Id FROM Items WHERE Name='Bottomless Potion of Amplification'),@UGID ),</w:t>
+      </w:r>
+    </w:p>
+    <w:p>
+      <w:r>
+        <w:t>((SELECT Id FROM Items WHERE Name='Eye of Etlich (Diablo III)'),@UGID ),</w:t>
+      </w:r>
+    </w:p>
+    <w:p>
+      <w:r>
+        <w:t>((SELECT Id FROM Items WHERE Name='Gem of Efficacious Toxin'),@UGID ),</w:t>
+      </w:r>
+    </w:p>
+    <w:p>
+      <w:r>
+        <w:t>((SELECT Id FROM Items WHERE Name='Golden Gorget of Leoric'),@UGID ),</w:t>
+      </w:r>
+    </w:p>
+    <w:p>
+      <w:r>
+        <w:lastRenderedPageBreak/>
+        <w:t>((SELECT Id FROM Items WHERE Name='Hellfire Amulet'),@UGID )</w:t>
       </w:r>
     </w:p>
     <w:p/>
     <w:p>
       <w:r>
-        <w:t>INSERT INTO UserGameItems(ItemId, UserGameId)</w:t>
+        <w:t>SELECT U.Username, G.Name, UG.Cash, I.Name</w:t>
+      </w:r>
+    </w:p>
+    <w:p>
+      <w:r>
+        <w:t>FROM Users AS U</w:t>
+      </w:r>
+    </w:p>
+    <w:p>
+      <w:r>
+        <w:t xml:space="preserve">         JOIN UsersGames UG on U.Id = UG.UserId</w:t>
+      </w:r>
+    </w:p>
+    <w:p>
+      <w:r>
+        <w:t xml:space="preserve">         JOIN Games G on G.Id = UG.GameId</w:t>
+      </w:r>
+    </w:p>
+    <w:p>
+      <w:r>
+        <w:t xml:space="preserve">         JOIN UserGameItems UGI on UG.Id = UGI.UserGameId</w:t>
+      </w:r>
+    </w:p>
+    <w:p>
+      <w:r>
+        <w:t xml:space="preserve">         JOIN Items I on I.Id = UGI.ItemId</w:t>
+      </w:r>
+    </w:p>
+    <w:p>
+      <w:r>
+        <w:t>WHERE G.Name = 'Edinburgh'</w:t>
+      </w:r>
+    </w:p>
+    <w:p>
+      <w:r>
+        <w:t>ORDER BY I.Name</w:t>
+      </w:r>
+    </w:p>
+    <w:p>
+      <w:pPr>
+        <w:rPr>
+          <w:lang w:val="en-US"/>
+        </w:rPr>
+      </w:pPr>
+    </w:p>
+    <w:p>
+      <w:pPr>
+        <w:pStyle w:val="Heading1"/>
+        <w:rPr>
+          <w:lang w:val="en-US"/>
+        </w:rPr>
+      </w:pPr>
+      <w:r>
+        <w:t>08-Peaks-and-Mountains.txt</w:t>
+      </w:r>
+    </w:p>
+    <w:p>
+      <w:r>
+        <w:t>SELECT P.PeakName, M.MountainRange, P.Elevation</w:t>
+      </w:r>
+    </w:p>
+    <w:p>
+      <w:r>
+        <w:t>FROM Peaks AS P</w:t>
+      </w:r>
+    </w:p>
+    <w:p>
+      <w:r>
+        <w:t>JOIN Mountains M on M.Id = P.MountainId</w:t>
+      </w:r>
+    </w:p>
+    <w:p>
+      <w:r>
+        <w:t>ORDER BY P.Elevation DESC, P.PeakName</w:t>
+      </w:r>
+    </w:p>
+    <w:p>
+      <w:pPr>
+        <w:rPr>
+          <w:lang w:val="en-US"/>
+        </w:rPr>
+      </w:pPr>
+    </w:p>
+    <w:p>
+      <w:pPr>
+        <w:pStyle w:val="Heading1"/>
+        <w:rPr>
+          <w:lang w:val="en-US"/>
+        </w:rPr>
+      </w:pPr>
+      <w:r>
+        <w:t>09-Peaks-with-Mountain-Country-and-Continent.txt</w:t>
+      </w:r>
+    </w:p>
+    <w:p>
+      <w:r>
+        <w:t>SELECT P.PeakName,M.MountainRange, C.CountryName, C2.ContinentName</w:t>
+      </w:r>
+    </w:p>
+    <w:p>
+      <w:r>
+        <w:t>FROM Peaks AS P</w:t>
+      </w:r>
+    </w:p>
+    <w:p>
+      <w:r>
+        <w:t>JOIN Mountains M on M.Id = P.MountainId</w:t>
+      </w:r>
+    </w:p>
+    <w:p>
+      <w:r>
+        <w:t>JOIN MountainsCountries MC on M.Id = MC.MountainId</w:t>
+      </w:r>
+    </w:p>
+    <w:p>
+      <w:r>
+        <w:t>JOIN Countries C on C.CountryCode = MC.CountryCode</w:t>
+      </w:r>
+    </w:p>
+    <w:p>
+      <w:r>
+        <w:t>JOIN Continents C2 on C2.ContinentCode = C.ContinentCode</w:t>
+      </w:r>
+    </w:p>
+    <w:p>
+      <w:r>
+        <w:t>ORDER BY P.PeakName, C.CountryName</w:t>
+      </w:r>
+    </w:p>
+    <w:p>
+      <w:pPr>
+        <w:rPr>
+          <w:lang w:val="en-US"/>
+        </w:rPr>
+      </w:pPr>
+    </w:p>
+    <w:p>
+      <w:pPr>
+        <w:pStyle w:val="Heading1"/>
+        <w:rPr>
+          <w:lang w:val="en-US"/>
+        </w:rPr>
+      </w:pPr>
+      <w:r>
+        <w:t>10-Rivers-by-Country.txt</w:t>
+      </w:r>
+    </w:p>
+    <w:p>
+      <w:r>
+        <w:t>SELECT C.CountryName,</w:t>
+      </w:r>
+    </w:p>
+    <w:p>
+      <w:r>
+        <w:t xml:space="preserve">       C2.ContinentName,</w:t>
+      </w:r>
+    </w:p>
+    <w:p>
+      <w:r>
+        <w:t xml:space="preserve">       ISNULL(COUNT(R2.Id), 0) AS RIVERSCOUNT,</w:t>
+      </w:r>
+    </w:p>
+    <w:p>
+      <w:r>
+        <w:t xml:space="preserve">       ISNULL(SUM(R2.Length), 0) AS TOTALLENGTH</w:t>
+      </w:r>
+    </w:p>
+    <w:p>
+      <w:r>
+        <w:lastRenderedPageBreak/>
+        <w:t>FROM Countries AS C</w:t>
+      </w:r>
+    </w:p>
+    <w:p>
+      <w:r>
+        <w:t xml:space="preserve">         JOIN Continents C2 on C2.ContinentCode = C.ContinentCode</w:t>
+      </w:r>
+    </w:p>
+    <w:p>
+      <w:r>
+        <w:t xml:space="preserve">         LEFT JOIN CountriesRivers CR on C.CountryCode = CR.CountryCode</w:t>
+      </w:r>
+    </w:p>
+    <w:p>
+      <w:r>
+        <w:t xml:space="preserve">         LEFT JOIN Rivers R2 on R2.Id = CR.RiverId</w:t>
+      </w:r>
+    </w:p>
+    <w:p>
+      <w:r>
+        <w:t>GROUP BY C.CountryName, C2.ContinentName</w:t>
+      </w:r>
+    </w:p>
+    <w:p>
+      <w:r>
+        <w:t>ORDER BY RIVERSCOUNT DESC, TOTALLENGTH DESC, C.CountryName</w:t>
+      </w:r>
+    </w:p>
+    <w:p>
+      <w:pPr>
+        <w:rPr>
+          <w:lang w:val="en-US"/>
+        </w:rPr>
+      </w:pPr>
+    </w:p>
+    <w:p>
+      <w:pPr>
+        <w:pStyle w:val="Heading1"/>
+        <w:rPr>
+          <w:lang w:val="en-US"/>
+        </w:rPr>
+      </w:pPr>
+      <w:r>
+        <w:t>11-Count-of-Countries-by-Currency.txt</w:t>
+      </w:r>
+    </w:p>
+    <w:p>
+      <w:r>
+        <w:t>SELECT C.CurrencyCode AS CurrencyCode,</w:t>
+      </w:r>
+    </w:p>
+    <w:p>
+      <w:r>
+        <w:t xml:space="preserve">       C.Description AS Currency,</w:t>
+      </w:r>
+    </w:p>
+    <w:p>
+      <w:r>
+        <w:t xml:space="preserve">       COUNT(C2.CountryCode) AS NumberOfCountries</w:t>
+      </w:r>
+    </w:p>
+    <w:p>
+      <w:r>
+        <w:t>FROM Currencies AS C</w:t>
+      </w:r>
+    </w:p>
+    <w:p>
+      <w:r>
+        <w:t>LEFT JOIN Countries C2 on C.CurrencyCode = C2.CurrencyCode</w:t>
+      </w:r>
+    </w:p>
+    <w:p>
+      <w:r>
+        <w:t>GROUP BY C.CurrencyCode, C.Description</w:t>
+      </w:r>
+    </w:p>
+    <w:p>
+      <w:r>
+        <w:t>ORDER BY NumberOfCountries DESC, C.Description</w:t>
+      </w:r>
+    </w:p>
+    <w:p>
+      <w:pPr>
+        <w:rPr>
+          <w:lang w:val="en-US"/>
+        </w:rPr>
+      </w:pPr>
+    </w:p>
+    <w:p>
+      <w:pPr>
+        <w:pStyle w:val="Heading1"/>
+        <w:rPr>
+          <w:lang w:val="en-US"/>
+        </w:rPr>
+      </w:pPr>
+      <w:r>
+        <w:t>12-Population-and-Area-by-Continent.txt</w:t>
+      </w:r>
+    </w:p>
+    <w:p>
+      <w:r>
+        <w:t>SELECT CO.ContinentName,</w:t>
+      </w:r>
+    </w:p>
+    <w:p>
+      <w:r>
+        <w:t xml:space="preserve">      (SUM(CAST((C.AreaInSqKm) AS BIGINT))) AS CountriesArea,</w:t>
+      </w:r>
+    </w:p>
+    <w:p>
+      <w:r>
+        <w:t xml:space="preserve">      (SUM(CAST((C.Population) AS BIGINT)))  AS CountriesPopulation</w:t>
+      </w:r>
+    </w:p>
+    <w:p>
+      <w:r>
+        <w:t>FROM Continents AS CO</w:t>
+      </w:r>
+    </w:p>
+    <w:p>
+      <w:r>
+        <w:t>LEFT JOIN Countries C on CO.ContinentCode = C.ContinentCode</w:t>
+      </w:r>
+    </w:p>
+    <w:p>
+      <w:r>
+        <w:t>GROUP BY CO.ContinentName</w:t>
+      </w:r>
+    </w:p>
+    <w:p>
+      <w:r>
+        <w:t>ORDER BY CountriesPopulation DESC</w:t>
+      </w:r>
+    </w:p>
+    <w:p>
+      <w:pPr>
+        <w:rPr>
+          <w:lang w:val="en-US"/>
+        </w:rPr>
+      </w:pPr>
+    </w:p>
+    <w:p>
+      <w:pPr>
+        <w:pStyle w:val="Heading1"/>
+        <w:rPr>
+          <w:lang w:val="en-US"/>
+        </w:rPr>
+      </w:pPr>
+      <w:r>
+        <w:t>13-Monasteries-by-Country.txt</w:t>
+      </w:r>
+    </w:p>
+    <w:p>
+      <w:r>
+        <w:t>CREATE TABLE Monasteries</w:t>
+      </w:r>
+    </w:p>
+    <w:p>
+      <w:r>
+        <w:t>(</w:t>
+      </w:r>
+    </w:p>
+    <w:p>
+      <w:r>
+        <w:t xml:space="preserve">             Id          INT IDENTITY NOT NULL,</w:t>
+      </w:r>
+    </w:p>
+    <w:p>
+      <w:r>
+        <w:t xml:space="preserve">             [Name]      NVARCHAR(100) NOT NULL,</w:t>
+      </w:r>
+    </w:p>
+    <w:p>
+      <w:r>
+        <w:t xml:space="preserve">             CountryCode CHAR(2) NOT NULL,</w:t>
+      </w:r>
+    </w:p>
+    <w:p>
+      <w:r>
+        <w:lastRenderedPageBreak/>
+        <w:t xml:space="preserve">             CONSTRAINT PK_Monasteries PRIMARY KEY(Id),</w:t>
+      </w:r>
+    </w:p>
+    <w:p>
+      <w:r>
+        <w:t xml:space="preserve">             CONSTRAINT FK_Monasteries_Countries FOREIGN KEY(CountryCode) REFERENCES Countries(CountryCode)</w:t>
+      </w:r>
+    </w:p>
+    <w:p>
+      <w:r>
+        <w:t>);</w:t>
+      </w:r>
+    </w:p>
+    <w:p/>
+    <w:p>
+      <w:r>
+        <w:t>-- Task 2</w:t>
+      </w:r>
+    </w:p>
+    <w:p/>
+    <w:p>
+      <w:r>
+        <w:t>INSERT INTO Monasteries([Name],</w:t>
+      </w:r>
+    </w:p>
+    <w:p>
+      <w:r>
+        <w:t xml:space="preserve">                        CountryCode</w:t>
+      </w:r>
+    </w:p>
+    <w:p>
+      <w:r>
+        <w:t xml:space="preserve">                       )</w:t>
       </w:r>
     </w:p>
     <w:p>
@@ -650,426 +1074,22 @@
     </w:p>
     <w:p>
       <w:r>
-        <w:t xml:space="preserve">       ((SELECT Id FROM Items WHERE Name = 'Blackguard'), @UGID),</w:t>
-      </w:r>
-    </w:p>
-    <w:p>
-      <w:r>
-        <w:t xml:space="preserve"> ((SELECT Id FROM Items WHERE Name='Bottomless Potion of Amplification'),@UGID ),</w:t>
-      </w:r>
-    </w:p>
-    <w:p>
-      <w:r>
-        <w:lastRenderedPageBreak/>
-        <w:t>((SELECT Id FROM Items WHERE Name='Eye of Etlich (Diablo III)'),@UGID ),</w:t>
-      </w:r>
-    </w:p>
-    <w:p>
-      <w:r>
-        <w:t>((SELECT Id FROM Items WHERE Name='Gem of Efficacious Toxin'),@UGID ),</w:t>
-      </w:r>
-    </w:p>
-    <w:p>
-      <w:r>
-        <w:t>((SELECT Id FROM Items WHERE Name='Golden Gorget of Leoric'),@UGID ),</w:t>
-      </w:r>
-    </w:p>
-    <w:p>
-      <w:r>
-        <w:t>((SELECT Id FROM Items WHERE Name='Hellfire Amulet'),@UGID )</w:t>
-      </w:r>
-    </w:p>
-    <w:p/>
-    <w:p>
-      <w:r>
-        <w:t>SELECT U.Username, G.Name, UG.Cash, I.Name</w:t>
-      </w:r>
-    </w:p>
-    <w:p>
-      <w:r>
-        <w:t>FROM Users AS U</w:t>
-      </w:r>
-    </w:p>
-    <w:p>
-      <w:r>
-        <w:t xml:space="preserve">         JOIN UsersGames UG on U.Id = UG.UserId</w:t>
-      </w:r>
-    </w:p>
-    <w:p>
-      <w:r>
-        <w:t xml:space="preserve">         JOIN Games G on G.Id = UG.GameId</w:t>
-      </w:r>
-    </w:p>
-    <w:p>
-      <w:r>
-        <w:t xml:space="preserve">         JOIN UserGameItems UGI on UG.Id = UGI.UserGameId</w:t>
-      </w:r>
-    </w:p>
-    <w:p>
-      <w:r>
-        <w:t xml:space="preserve">         JOIN Items I on I.Id = UGI.ItemId</w:t>
-      </w:r>
-    </w:p>
-    <w:p>
-      <w:r>
-        <w:t>WHERE G.Name = 'Edinburgh'</w:t>
-      </w:r>
-    </w:p>
-    <w:p>
-      <w:r>
-        <w:t>ORDER BY I.Name</w:t>
-      </w:r>
-    </w:p>
-    <w:p>
-      <w:pPr>
-        <w:rPr>
-          <w:lang w:val="en-US"/>
-        </w:rPr>
-      </w:pPr>
-    </w:p>
-    <w:p>
-      <w:pPr>
-        <w:pStyle w:val="Heading1"/>
-        <w:rPr>
-          <w:lang w:val="en-US"/>
-        </w:rPr>
-      </w:pPr>
-      <w:r>
-        <w:t>08-Peaks-and-Mountains.txt</w:t>
-      </w:r>
-    </w:p>
-    <w:p>
-      <w:r>
-        <w:t>SELECT P.PeakName, M.MountainRange, P.Elevation</w:t>
-      </w:r>
-    </w:p>
-    <w:p>
-      <w:r>
-        <w:t>FROM Peaks AS P</w:t>
-      </w:r>
-    </w:p>
-    <w:p>
-      <w:r>
-        <w:t>JOIN Mountains M on M.Id = P.MountainId</w:t>
-      </w:r>
-    </w:p>
-    <w:p>
-      <w:r>
-        <w:t>ORDER BY P.Elevation DESC, P.PeakName</w:t>
-      </w:r>
-    </w:p>
-    <w:p>
-      <w:pPr>
-        <w:rPr>
-          <w:lang w:val="en-US"/>
-        </w:rPr>
-      </w:pPr>
-    </w:p>
-    <w:p>
-      <w:pPr>
-        <w:pStyle w:val="Heading1"/>
-        <w:rPr>
-          <w:lang w:val="en-US"/>
-        </w:rPr>
-      </w:pPr>
-      <w:r>
-        <w:t>09-Peaks-with-Mountain-Country-and-Continent.txt</w:t>
-      </w:r>
-    </w:p>
-    <w:p>
-      <w:r>
-        <w:t>SELECT P.PeakName,M.MountainRange, C.CountryName, C2.ContinentName</w:t>
-      </w:r>
-    </w:p>
-    <w:p>
-      <w:r>
-        <w:t>FROM Peaks AS P</w:t>
-      </w:r>
-    </w:p>
-    <w:p>
-      <w:r>
-        <w:t>JOIN Mountains M on M.Id = P.MountainId</w:t>
-      </w:r>
-    </w:p>
-    <w:p>
-      <w:r>
-        <w:t>JOIN MountainsCountries MC on M.Id = MC.MountainId</w:t>
-      </w:r>
-    </w:p>
-    <w:p>
-      <w:r>
-        <w:t>JOIN Countries C on C.CountryCode = MC.CountryCode</w:t>
-      </w:r>
-    </w:p>
-    <w:p>
-      <w:r>
-        <w:t>JOIN Continents C2 on C2.ContinentCode = C.ContinentCode</w:t>
-      </w:r>
-    </w:p>
-    <w:p>
-      <w:r>
-        <w:t>ORDER BY P.PeakName, C.CountryName</w:t>
-      </w:r>
-    </w:p>
-    <w:p>
-      <w:pPr>
-        <w:rPr>
-          <w:lang w:val="en-US"/>
-        </w:rPr>
-      </w:pPr>
-    </w:p>
-    <w:p>
-      <w:pPr>
-        <w:pStyle w:val="Heading1"/>
-        <w:rPr>
-          <w:lang w:val="en-US"/>
-        </w:rPr>
-      </w:pPr>
-      <w:r>
-        <w:t>10-Rivers-by-Country.txt</w:t>
-      </w:r>
-    </w:p>
-    <w:p>
-      <w:r>
-        <w:t>SELECT C.CountryName,</w:t>
-      </w:r>
-    </w:p>
-    <w:p>
-      <w:r>
-        <w:lastRenderedPageBreak/>
-        <w:t xml:space="preserve">       C2.ContinentName,</w:t>
-      </w:r>
-    </w:p>
-    <w:p>
-      <w:r>
-        <w:t xml:space="preserve">       ISNULL(COUNT(R2.Id), 0) AS RIVERSCOUNT,</w:t>
-      </w:r>
-    </w:p>
-    <w:p>
-      <w:r>
-        <w:t xml:space="preserve">       ISNULL(SUM(R2.Length), 0) AS TOTALLENGTH</w:t>
-      </w:r>
-    </w:p>
-    <w:p>
-      <w:r>
-        <w:t>FROM Countries AS C</w:t>
-      </w:r>
-    </w:p>
-    <w:p>
-      <w:r>
-        <w:t xml:space="preserve">         JOIN Continents C2 on C2.ContinentCode = C.ContinentCode</w:t>
-      </w:r>
-    </w:p>
-    <w:p>
-      <w:r>
-        <w:t xml:space="preserve">         LEFT JOIN CountriesRivers CR on C.CountryCode = CR.CountryCode</w:t>
-      </w:r>
-    </w:p>
-    <w:p>
-      <w:r>
-        <w:t xml:space="preserve">         LEFT JOIN Rivers R2 on R2.Id = CR.RiverId</w:t>
-      </w:r>
-    </w:p>
-    <w:p>
-      <w:r>
-        <w:t>GROUP BY C.CountryName, C2.ContinentName</w:t>
-      </w:r>
-    </w:p>
-    <w:p>
-      <w:r>
-        <w:t>ORDER BY RIVERSCOUNT DESC, TOTALLENGTH DESC, C.CountryName</w:t>
-      </w:r>
-    </w:p>
-    <w:p>
-      <w:pPr>
-        <w:rPr>
-          <w:lang w:val="en-US"/>
-        </w:rPr>
-      </w:pPr>
-    </w:p>
-    <w:p>
-      <w:pPr>
-        <w:pStyle w:val="Heading1"/>
-        <w:rPr>
-          <w:lang w:val="en-US"/>
-        </w:rPr>
-      </w:pPr>
-      <w:r>
-        <w:t>11-Count-of-Countries-by-Currency.txt</w:t>
-      </w:r>
-    </w:p>
-    <w:p>
-      <w:r>
-        <w:t>SELECT C.CurrencyCode AS CurrencyCode,</w:t>
-      </w:r>
-    </w:p>
-    <w:p>
-      <w:r>
-        <w:t xml:space="preserve">       C.Description AS Currency,</w:t>
-      </w:r>
-    </w:p>
-    <w:p>
-      <w:r>
-        <w:t xml:space="preserve">       COUNT(C2.CountryCode) AS NumberOfCountries</w:t>
-      </w:r>
-    </w:p>
-    <w:p>
-      <w:r>
-        <w:t>FROM Currencies AS C</w:t>
-      </w:r>
-    </w:p>
-    <w:p>
-      <w:r>
-        <w:t>LEFT JOIN Countries C2 on C.CurrencyCode = C2.CurrencyCode</w:t>
-      </w:r>
-    </w:p>
-    <w:p>
-      <w:r>
-        <w:t>GROUP BY C.CurrencyCode, C.Description</w:t>
-      </w:r>
-    </w:p>
-    <w:p>
-      <w:r>
-        <w:t>ORDER BY NumberOfCountries DESC, C.Description</w:t>
-      </w:r>
-    </w:p>
-    <w:p>
-      <w:pPr>
-        <w:rPr>
-          <w:lang w:val="en-US"/>
-        </w:rPr>
-      </w:pPr>
-    </w:p>
-    <w:p>
-      <w:pPr>
-        <w:pStyle w:val="Heading1"/>
-        <w:rPr>
-          <w:lang w:val="en-US"/>
-        </w:rPr>
-      </w:pPr>
-      <w:r>
-        <w:t>12-Population-and-Area-by-Continent.txt</w:t>
-      </w:r>
-    </w:p>
-    <w:p>
-      <w:r>
-        <w:t>SELECT CO.ContinentName,</w:t>
-      </w:r>
-    </w:p>
-    <w:p>
-      <w:r>
-        <w:t xml:space="preserve">      (SUM(CAST((C.AreaInSqKm) AS BIGINT))) AS CountriesArea,</w:t>
-      </w:r>
-    </w:p>
-    <w:p>
-      <w:r>
-        <w:t xml:space="preserve">      (SUM(CAST((C.Population) AS BIGINT)))  AS CountriesPopulation</w:t>
-      </w:r>
-    </w:p>
-    <w:p>
-      <w:r>
-        <w:t>FROM Continents AS CO</w:t>
-      </w:r>
-    </w:p>
-    <w:p>
-      <w:r>
-        <w:t>LEFT JOIN Countries C on CO.ContinentCode = C.ContinentCode</w:t>
-      </w:r>
-    </w:p>
-    <w:p>
-      <w:r>
-        <w:t>GROUP BY CO.ContinentName</w:t>
-      </w:r>
-    </w:p>
-    <w:p>
-      <w:r>
-        <w:t>ORDER BY CountriesPopulation DESC</w:t>
-      </w:r>
-    </w:p>
-    <w:p>
-      <w:pPr>
-        <w:rPr>
-          <w:lang w:val="en-US"/>
-        </w:rPr>
-      </w:pPr>
-    </w:p>
-    <w:p>
-      <w:pPr>
-        <w:pStyle w:val="Heading1"/>
-        <w:rPr>
-          <w:lang w:val="en-US"/>
-        </w:rPr>
-      </w:pPr>
-      <w:r>
-        <w:t>13-Monasteries-by-Country.txt</w:t>
-      </w:r>
-    </w:p>
-    <w:p>
-      <w:r>
-        <w:t>CREATE TABLE Monasteries</w:t>
-      </w:r>
-    </w:p>
-    <w:p>
-      <w:r>
         <w:t>(</w:t>
       </w:r>
     </w:p>
     <w:p>
       <w:r>
-        <w:lastRenderedPageBreak/>
-        <w:t xml:space="preserve">             Id          INT IDENTITY NOT NULL,</w:t>
-      </w:r>
-    </w:p>
-    <w:p>
-      <w:r>
-        <w:t xml:space="preserve">             [Name]      NVARCHAR(100) NOT NULL,</w:t>
-      </w:r>
-    </w:p>
-    <w:p>
-      <w:r>
-        <w:t xml:space="preserve">             CountryCode CHAR(2) NOT NULL,</w:t>
-      </w:r>
-    </w:p>
-    <w:p>
-      <w:r>
-        <w:t xml:space="preserve">             CONSTRAINT PK_Monasteries PRIMARY KEY(Id),</w:t>
-      </w:r>
-    </w:p>
-    <w:p>
-      <w:r>
-        <w:t xml:space="preserve">             CONSTRAINT FK_Monasteries_Countries FOREIGN KEY(CountryCode) REFERENCES Countries(CountryCode)</w:t>
-      </w:r>
-    </w:p>
-    <w:p>
-      <w:r>
-        <w:t>);</w:t>
-      </w:r>
-    </w:p>
-    <w:p/>
-    <w:p>
-      <w:r>
-        <w:t>-- Task 2</w:t>
-      </w:r>
-    </w:p>
-    <w:p/>
-    <w:p>
-      <w:r>
-        <w:t>INSERT INTO Monasteries([Name],</w:t>
-      </w:r>
-    </w:p>
-    <w:p>
-      <w:r>
-        <w:t xml:space="preserve">                        CountryCode</w:t>
-      </w:r>
-    </w:p>
-    <w:p>
-      <w:r>
-        <w:t xml:space="preserve">                       )</w:t>
-      </w:r>
-    </w:p>
-    <w:p>
-      <w:r>
-        <w:t>VALUES</w:t>
+        <w:t xml:space="preserve">       'Rila Monastery вЂњSt. Ivan of RilaвЂќ',</w:t>
+      </w:r>
+    </w:p>
+    <w:p>
+      <w:r>
+        <w:t xml:space="preserve">       'BG'</w:t>
+      </w:r>
+    </w:p>
+    <w:p>
+      <w:r>
+        <w:t>),</w:t>
       </w:r>
     </w:p>
     <w:p>
@@ -1079,7 +1099,7 @@
     </w:p>
     <w:p>
       <w:r>
-        <w:t xml:space="preserve">       'Rila Monastery вЂњSt. Ivan of RilaвЂќ',</w:t>
+        <w:t xml:space="preserve">       'Bachkovo Monastery вЂњVirgin MaryвЂќ',</w:t>
       </w:r>
     </w:p>
     <w:p>
@@ -1099,7 +1119,7 @@
     </w:p>
     <w:p>
       <w:r>
-        <w:t xml:space="preserve">       'Bachkovo Monastery вЂњVirgin MaryвЂќ',</w:t>
+        <w:t xml:space="preserve">       'Troyan Monastery вЂњHoly Mother''s AssumptionвЂќ',</w:t>
       </w:r>
     </w:p>
     <w:p>
@@ -1119,12 +1139,12 @@
     </w:p>
     <w:p>
       <w:r>
-        <w:t xml:space="preserve">       'Troyan Monastery вЂњHoly Mother''s AssumptionвЂќ',</w:t>
-      </w:r>
-    </w:p>
-    <w:p>
-      <w:r>
-        <w:t xml:space="preserve">       'BG'</w:t>
+        <w:t xml:space="preserve">       'Kopan Monastery',</w:t>
+      </w:r>
+    </w:p>
+    <w:p>
+      <w:r>
+        <w:t xml:space="preserve">       'NP'</w:t>
       </w:r>
     </w:p>
     <w:p>
@@ -1139,173 +1159,12 @@
     </w:p>
     <w:p>
       <w:r>
-        <w:t xml:space="preserve">       'Kopan Monastery',</w:t>
+        <w:t xml:space="preserve">       'Thrangu Tashi Yangtse Monastery',</w:t>
       </w:r>
     </w:p>
     <w:p>
       <w:r>
         <w:t xml:space="preserve">       'NP'</w:t>
-      </w:r>
-    </w:p>
-    <w:p>
-      <w:r>
-        <w:t>),</w:t>
-      </w:r>
-    </w:p>
-    <w:p>
-      <w:r>
-        <w:t>(</w:t>
-      </w:r>
-    </w:p>
-    <w:p>
-      <w:r>
-        <w:lastRenderedPageBreak/>
-        <w:t xml:space="preserve">       'Thrangu Tashi Yangtse Monastery',</w:t>
-      </w:r>
-    </w:p>
-    <w:p>
-      <w:r>
-        <w:t xml:space="preserve">       'NP'</w:t>
-      </w:r>
-    </w:p>
-    <w:p>
-      <w:r>
-        <w:t>),</w:t>
-      </w:r>
-    </w:p>
-    <w:p>
-      <w:r>
-        <w:t>(</w:t>
-      </w:r>
-    </w:p>
-    <w:p>
-      <w:r>
-        <w:t xml:space="preserve">       'Shechen Tennyi Dargyeling Monastery',</w:t>
-      </w:r>
-    </w:p>
-    <w:p>
-      <w:r>
-        <w:t xml:space="preserve">       'NP'</w:t>
-      </w:r>
-    </w:p>
-    <w:p>
-      <w:r>
-        <w:t>),</w:t>
-      </w:r>
-    </w:p>
-    <w:p>
-      <w:r>
-        <w:t>(</w:t>
-      </w:r>
-    </w:p>
-    <w:p>
-      <w:r>
-        <w:t xml:space="preserve">       'Benchen Monastery',</w:t>
-      </w:r>
-    </w:p>
-    <w:p>
-      <w:r>
-        <w:t xml:space="preserve">       'NP'</w:t>
-      </w:r>
-    </w:p>
-    <w:p>
-      <w:r>
-        <w:t>),</w:t>
-      </w:r>
-    </w:p>
-    <w:p>
-      <w:r>
-        <w:t>(</w:t>
-      </w:r>
-    </w:p>
-    <w:p>
-      <w:r>
-        <w:t xml:space="preserve">       'Southern Shaolin Monastery',</w:t>
-      </w:r>
-    </w:p>
-    <w:p>
-      <w:r>
-        <w:t xml:space="preserve">       'CN'</w:t>
-      </w:r>
-    </w:p>
-    <w:p>
-      <w:r>
-        <w:t>),</w:t>
-      </w:r>
-    </w:p>
-    <w:p>
-      <w:r>
-        <w:t>(</w:t>
-      </w:r>
-    </w:p>
-    <w:p>
-      <w:r>
-        <w:t xml:space="preserve">       'Dabei Monastery',</w:t>
-      </w:r>
-    </w:p>
-    <w:p>
-      <w:r>
-        <w:t xml:space="preserve">       'CN'</w:t>
-      </w:r>
-    </w:p>
-    <w:p>
-      <w:r>
-        <w:t>),</w:t>
-      </w:r>
-    </w:p>
-    <w:p>
-      <w:r>
-        <w:t>(</w:t>
-      </w:r>
-    </w:p>
-    <w:p>
-      <w:r>
-        <w:t xml:space="preserve">       'Wa Sau Toi',</w:t>
-      </w:r>
-    </w:p>
-    <w:p>
-      <w:r>
-        <w:t xml:space="preserve">       'CN'</w:t>
-      </w:r>
-    </w:p>
-    <w:p>
-      <w:r>
-        <w:t>),</w:t>
-      </w:r>
-    </w:p>
-    <w:p>
-      <w:r>
-        <w:t>(</w:t>
-      </w:r>
-    </w:p>
-    <w:p>
-      <w:r>
-        <w:t xml:space="preserve">       'Lhunshigyia Monastery',</w:t>
-      </w:r>
-    </w:p>
-    <w:p>
-      <w:r>
-        <w:t xml:space="preserve">       'CN'</w:t>
-      </w:r>
-    </w:p>
-    <w:p>
-      <w:r>
-        <w:t>),</w:t>
-      </w:r>
-    </w:p>
-    <w:p>
-      <w:r>
-        <w:t>(</w:t>
-      </w:r>
-    </w:p>
-    <w:p>
-      <w:r>
-        <w:t xml:space="preserve">       'Rakya Monastery',</w:t>
-      </w:r>
-    </w:p>
-    <w:p>
-      <w:r>
-        <w:t xml:space="preserve">       'CN'</w:t>
       </w:r>
     </w:p>
     <w:p>
@@ -1321,6 +1180,146 @@
     </w:p>
     <w:p>
       <w:r>
+        <w:t xml:space="preserve">       'Shechen Tennyi Dargyeling Monastery',</w:t>
+      </w:r>
+    </w:p>
+    <w:p>
+      <w:r>
+        <w:t xml:space="preserve">       'NP'</w:t>
+      </w:r>
+    </w:p>
+    <w:p>
+      <w:r>
+        <w:t>),</w:t>
+      </w:r>
+    </w:p>
+    <w:p>
+      <w:r>
+        <w:t>(</w:t>
+      </w:r>
+    </w:p>
+    <w:p>
+      <w:r>
+        <w:t xml:space="preserve">       'Benchen Monastery',</w:t>
+      </w:r>
+    </w:p>
+    <w:p>
+      <w:r>
+        <w:t xml:space="preserve">       'NP'</w:t>
+      </w:r>
+    </w:p>
+    <w:p>
+      <w:r>
+        <w:t>),</w:t>
+      </w:r>
+    </w:p>
+    <w:p>
+      <w:r>
+        <w:t>(</w:t>
+      </w:r>
+    </w:p>
+    <w:p>
+      <w:r>
+        <w:t xml:space="preserve">       'Southern Shaolin Monastery',</w:t>
+      </w:r>
+    </w:p>
+    <w:p>
+      <w:r>
+        <w:t xml:space="preserve">       'CN'</w:t>
+      </w:r>
+    </w:p>
+    <w:p>
+      <w:r>
+        <w:t>),</w:t>
+      </w:r>
+    </w:p>
+    <w:p>
+      <w:r>
+        <w:t>(</w:t>
+      </w:r>
+    </w:p>
+    <w:p>
+      <w:r>
+        <w:t xml:space="preserve">       'Dabei Monastery',</w:t>
+      </w:r>
+    </w:p>
+    <w:p>
+      <w:r>
+        <w:t xml:space="preserve">       'CN'</w:t>
+      </w:r>
+    </w:p>
+    <w:p>
+      <w:r>
+        <w:t>),</w:t>
+      </w:r>
+    </w:p>
+    <w:p>
+      <w:r>
+        <w:t>(</w:t>
+      </w:r>
+    </w:p>
+    <w:p>
+      <w:r>
+        <w:t xml:space="preserve">       'Wa Sau Toi',</w:t>
+      </w:r>
+    </w:p>
+    <w:p>
+      <w:r>
+        <w:t xml:space="preserve">       'CN'</w:t>
+      </w:r>
+    </w:p>
+    <w:p>
+      <w:r>
+        <w:t>),</w:t>
+      </w:r>
+    </w:p>
+    <w:p>
+      <w:r>
+        <w:t>(</w:t>
+      </w:r>
+    </w:p>
+    <w:p>
+      <w:r>
+        <w:t xml:space="preserve">       'Lhunshigyia Monastery',</w:t>
+      </w:r>
+    </w:p>
+    <w:p>
+      <w:r>
+        <w:t xml:space="preserve">       'CN'</w:t>
+      </w:r>
+    </w:p>
+    <w:p>
+      <w:r>
+        <w:t>),</w:t>
+      </w:r>
+    </w:p>
+    <w:p>
+      <w:r>
+        <w:t>(</w:t>
+      </w:r>
+    </w:p>
+    <w:p>
+      <w:r>
+        <w:t xml:space="preserve">       'Rakya Monastery',</w:t>
+      </w:r>
+    </w:p>
+    <w:p>
+      <w:r>
+        <w:t xml:space="preserve">       'CN'</w:t>
+      </w:r>
+    </w:p>
+    <w:p>
+      <w:r>
+        <w:t>),</w:t>
+      </w:r>
+    </w:p>
+    <w:p>
+      <w:r>
+        <w:t>(</w:t>
+      </w:r>
+    </w:p>
+    <w:p>
+      <w:r>
         <w:t xml:space="preserve">       'Monasteries of Meteora',</w:t>
       </w:r>
     </w:p>
@@ -1331,6 +1330,7 @@
     </w:p>
     <w:p>
       <w:r>
+        <w:lastRenderedPageBreak/>
         <w:t>),</w:t>
       </w:r>
     </w:p>
@@ -1467,155 +1467,155 @@
     </w:p>
     <w:p>
       <w:r>
+        <w:t xml:space="preserve">      IsDeleted = 0;</w:t>
+      </w:r>
+    </w:p>
+    <w:p>
+      <w:r>
+        <w:t>*/</w:t>
+      </w:r>
+    </w:p>
+    <w:p/>
+    <w:p>
+      <w:r>
         <w:lastRenderedPageBreak/>
-        <w:t xml:space="preserve">      IsDeleted = 0;</w:t>
-      </w:r>
-    </w:p>
-    <w:p>
-      <w:r>
-        <w:t>*/</w:t>
+        <w:t>-- Task 4</w:t>
       </w:r>
     </w:p>
     <w:p/>
     <w:p>
       <w:r>
-        <w:t>-- Task 4</w:t>
+        <w:t>UPDATE Countries</w:t>
+      </w:r>
+    </w:p>
+    <w:p>
+      <w:r>
+        <w:t xml:space="preserve">  SET</w:t>
+      </w:r>
+    </w:p>
+    <w:p>
+      <w:r>
+        <w:t xml:space="preserve">      IsDeleted = 1</w:t>
+      </w:r>
+    </w:p>
+    <w:p>
+      <w:r>
+        <w:t>WHERE CountryCode IN</w:t>
+      </w:r>
+    </w:p>
+    <w:p>
+      <w:r>
+        <w:t>(</w:t>
+      </w:r>
+    </w:p>
+    <w:p>
+      <w:r>
+        <w:t xml:space="preserve">    SELECT c.CountryCode</w:t>
+      </w:r>
+    </w:p>
+    <w:p>
+      <w:r>
+        <w:t xml:space="preserve">    FROM Countries AS c</w:t>
+      </w:r>
+    </w:p>
+    <w:p>
+      <w:r>
+        <w:t xml:space="preserve">         JOIN CountriesRivers AS cr ON cr.CountryCode = c.CountryCode</w:t>
+      </w:r>
+    </w:p>
+    <w:p>
+      <w:r>
+        <w:t xml:space="preserve">    GROUP BY c.CountryCode</w:t>
+      </w:r>
+    </w:p>
+    <w:p>
+      <w:r>
+        <w:t xml:space="preserve">    HAVING COUNT(cr.RiverId) &gt; 3</w:t>
+      </w:r>
+    </w:p>
+    <w:p>
+      <w:r>
+        <w:t>);</w:t>
       </w:r>
     </w:p>
     <w:p/>
     <w:p>
       <w:r>
+        <w:t>-- Task 5</w:t>
+      </w:r>
+    </w:p>
+    <w:p/>
+    <w:p>
+      <w:r>
+        <w:t>SELECT m.[Name] AS Monastery,</w:t>
+      </w:r>
+    </w:p>
+    <w:p>
+      <w:r>
+        <w:t xml:space="preserve">       c.CountryName AS Country</w:t>
+      </w:r>
+    </w:p>
+    <w:p>
+      <w:r>
+        <w:t>FROM Monasteries AS m</w:t>
+      </w:r>
+    </w:p>
+    <w:p>
+      <w:r>
+        <w:t xml:space="preserve">     JOIN Countries AS c ON c.CountryCode = m.CountryCode</w:t>
+      </w:r>
+    </w:p>
+    <w:p>
+      <w:r>
+        <w:t>WHERE c.IsDeleted = 0</w:t>
+      </w:r>
+    </w:p>
+    <w:p>
+      <w:r>
+        <w:t>ORDER BY Monastery;</w:t>
+      </w:r>
+    </w:p>
+    <w:p>
+      <w:pPr>
+        <w:rPr>
+          <w:lang w:val="en-US"/>
+        </w:rPr>
+      </w:pPr>
+    </w:p>
+    <w:p>
+      <w:pPr>
+        <w:pStyle w:val="Heading1"/>
+        <w:rPr>
+          <w:lang w:val="en-US"/>
+        </w:rPr>
+      </w:pPr>
+      <w:r>
+        <w:t>14-Monasteries-by-Continents-and-Countries.txt</w:t>
+      </w:r>
+    </w:p>
+    <w:p>
+      <w:r>
+        <w:t>--PROBLEM 1--</w:t>
+      </w:r>
+    </w:p>
+    <w:p>
+      <w:r>
         <w:t>UPDATE Countries</w:t>
       </w:r>
     </w:p>
     <w:p>
       <w:r>
-        <w:t xml:space="preserve">  SET</w:t>
-      </w:r>
-    </w:p>
-    <w:p>
-      <w:r>
-        <w:t xml:space="preserve">      IsDeleted = 1</w:t>
-      </w:r>
-    </w:p>
-    <w:p>
-      <w:r>
-        <w:t>WHERE CountryCode IN</w:t>
-      </w:r>
-    </w:p>
-    <w:p>
-      <w:r>
-        <w:t>(</w:t>
-      </w:r>
-    </w:p>
-    <w:p>
-      <w:r>
-        <w:t xml:space="preserve">    SELECT c.CountryCode</w:t>
-      </w:r>
-    </w:p>
-    <w:p>
-      <w:r>
-        <w:t xml:space="preserve">    FROM Countries AS c</w:t>
-      </w:r>
-    </w:p>
-    <w:p>
-      <w:r>
-        <w:t xml:space="preserve">         JOIN CountriesRivers AS cr ON cr.CountryCode = c.CountryCode</w:t>
-      </w:r>
-    </w:p>
-    <w:p>
-      <w:r>
-        <w:t xml:space="preserve">    GROUP BY c.CountryCode</w:t>
-      </w:r>
-    </w:p>
-    <w:p>
-      <w:r>
-        <w:t xml:space="preserve">    HAVING COUNT(cr.RiverId) &gt; 3</w:t>
-      </w:r>
-    </w:p>
-    <w:p>
-      <w:r>
-        <w:t>);</w:t>
+        <w:t>SET CountryName='Burma'</w:t>
+      </w:r>
+    </w:p>
+    <w:p>
+      <w:r>
+        <w:t>WHERE CountryName = 'Myanmar'</w:t>
       </w:r>
     </w:p>
     <w:p/>
     <w:p>
       <w:r>
-        <w:t>-- Task 5</w:t>
-      </w:r>
-    </w:p>
-    <w:p/>
-    <w:p>
-      <w:r>
-        <w:t>SELECT m.[Name] AS Monastery,</w:t>
-      </w:r>
-    </w:p>
-    <w:p>
-      <w:r>
-        <w:t xml:space="preserve">       c.CountryName AS Country</w:t>
-      </w:r>
-    </w:p>
-    <w:p>
-      <w:r>
-        <w:t>FROM Monasteries AS m</w:t>
-      </w:r>
-    </w:p>
-    <w:p>
-      <w:r>
-        <w:t xml:space="preserve">     JOIN Countries AS c ON c.CountryCode = m.CountryCode</w:t>
-      </w:r>
-    </w:p>
-    <w:p>
-      <w:r>
-        <w:t>WHERE c.IsDeleted = 0</w:t>
-      </w:r>
-    </w:p>
-    <w:p>
-      <w:r>
-        <w:t>ORDER BY Monastery;</w:t>
-      </w:r>
-    </w:p>
-    <w:p>
-      <w:pPr>
-        <w:rPr>
-          <w:lang w:val="en-US"/>
-        </w:rPr>
-      </w:pPr>
-    </w:p>
-    <w:p>
-      <w:pPr>
-        <w:pStyle w:val="Heading1"/>
-        <w:rPr>
-          <w:lang w:val="en-US"/>
-        </w:rPr>
-      </w:pPr>
-      <w:r>
-        <w:t>14-Monasteries-by-Continents-and-Countries.txt</w:t>
-      </w:r>
-    </w:p>
-    <w:p>
-      <w:r>
-        <w:t>--PROBLEM 1--</w:t>
-      </w:r>
-    </w:p>
-    <w:p>
-      <w:r>
-        <w:t>UPDATE Countries</w:t>
-      </w:r>
-    </w:p>
-    <w:p>
-      <w:r>
-        <w:t>SET CountryName='Burma'</w:t>
-      </w:r>
-    </w:p>
-    <w:p>
-      <w:r>
-        <w:t>WHERE CountryName = 'Myanmar'</w:t>
-      </w:r>
-    </w:p>
-    <w:p/>
-    <w:p>
-      <w:r>
         <w:t>--PROBLEM 2--</w:t>
       </w:r>
     </w:p>
@@ -1626,6 +1626,7 @@
     </w:p>
     <w:p>
       <w:r>
+        <w:lastRenderedPageBreak/>
         <w:t>VALUES ('Hanga Abbey', (SELECT Countries.CountryCode</w:t>
       </w:r>
     </w:p>
@@ -2157,6 +2158,7 @@
   <w:style w:type="character" w:default="1" w:styleId="DefaultParagraphFont">
     <w:name w:val="Default Paragraph Font"/>
     <w:uiPriority w:val="1"/>
+    <w:semiHidden/>
     <w:unhideWhenUsed/>
   </w:style>
   <w:style w:type="table" w:default="1" w:styleId="TableNormal">
